--- a/dataset/guides_final/common/IT-STD-001_IT 서비스 운영 기준.docx
+++ b/dataset/guides_final/common/IT-STD-001_IT 서비스 운영 기준.docx
@@ -709,7 +709,7 @@
                 <w:color w:val="1D2433"/>
                 <w:sz w:val="19"/>
               </w:rPr>
-              <w:t>ITssue 챗봇, IT 문의 창구, 내선 1000, 내선 1119, 긴급도, P1, P2, P3, P4, 응답 목표, 해결 목표, 티켓 상태, RDY, IP, FIN, CLS, 해결 확인, 대형 장애, 7개 분류, 담당 조직</w:t>
+              <w:t>ITssue 챗봇, IT 문의 창구, 내선 1000, 내선 1119, 긴급도, P1, P2, P3, P4, 응답 목표, 해결 목표, 티켓 상태, RDY, WIP, FIN, CLS, 해결 확인, 대형 장애, 7개 분류, 담당 조직</w:t>
             </w:r>
           </w:p>
         </w:tc>
@@ -2229,7 +2229,7 @@
                 <w:color w:val="1D2433"/>
                 <w:sz w:val="19"/>
               </w:rPr>
-              <w:t>IP</w:t>
+              <w:t>WIP</w:t>
             </w:r>
           </w:p>
         </w:tc>
@@ -2459,7 +2459,7 @@
                 <w:color w:val="5A6270"/>
                 <w:sz w:val="20"/>
               </w:rPr>
-              <w:t>※ 응답하지 않았다고 해결로 처리하지 않습니다. 해결되지 않았으면 해결 확인 요청에 "해결되지 않음"으로 답합니다. 과거 처리 이력의 IP는 IP와 같은 뜻입니다.</w:t>
+              <w:t>※ 응답하지 않았다고 해결로 처리하지 않습니다. 해결되지 않았으면 해결 확인 요청에 "해결되지 않음"으로 답합니다. 과거 처리 이력과 신규 티켓 모두 처리 중 상태는 WIP로 표시합니다.</w:t>
             </w:r>
           </w:p>
         </w:tc>
@@ -2648,7 +2648,7 @@
                 <w:color w:val="1D2433"/>
                 <w:sz w:val="19"/>
               </w:rPr>
-              <w:t>담당자 조치가 필요한 건. 담당 팀에 배정해 RDY → IP → FIN → CLS로 처리합니다.</w:t>
+              <w:t>담당자 조치가 필요한 건. 담당 팀에 배정해 RDY → WIP → FIN → CLS로 처리합니다.</w:t>
             </w:r>
           </w:p>
         </w:tc>

--- a/dataset/guides_final/common/IT-STD-001_IT 서비스 운영 기준.docx
+++ b/dataset/guides_final/common/IT-STD-001_IT 서비스 운영 기준.docx
@@ -24,7 +24,7 @@
           <w:color w:val="5A6270"/>
           <w:sz w:val="24"/>
         </w:rPr>
-        <w:t>한화시스템 ICT IT 서비스 기준 · 공통 기준</w:t>
+        <w:t>가상 ICT 기업 IT 서비스 기준 · 공통 기준</w:t>
       </w:r>
     </w:p>
     <w:p>
@@ -1023,7 +1023,7 @@
                 <w:color w:val="1D2433"/>
                 <w:sz w:val="19"/>
               </w:rPr>
-              <w:t>· ITssue 챗봇, 사내 IT 포털(hanwha-admin), 그룹웨어</w:t>
+              <w:t>· ITssue 챗봇, 사내 IT 포털, 그룹웨어</w:t>
             </w:r>
           </w:p>
           <w:p>
@@ -1230,7 +1230,7 @@
                 <w:color w:val="1D2433"/>
                 <w:sz w:val="19"/>
               </w:rPr>
-              <w:t>사내 IT 포털(hanwha-admin) 상단 [챗봇 문의]</w:t>
+              <w:t>사내 IT 포털 상단 [챗봇 문의]</w:t>
             </w:r>
           </w:p>
         </w:tc>
@@ -1502,7 +1502,7 @@
                 <w:color w:val="1D2433"/>
                 <w:sz w:val="19"/>
               </w:rPr>
-              <w:t>it-helpdesk@hanwha-ict.example</w:t>
+              <w:t>it-helpdesk@ict.example</w:t>
             </w:r>
           </w:p>
         </w:tc>
@@ -6600,7 +6600,7 @@
                 <w:color w:val="1D2433"/>
                 <w:sz w:val="19"/>
               </w:rPr>
-              <w:t>사내 IT 포털 (hanwha-admin)</w:t>
+              <w:t>사내 IT 포털</w:t>
             </w:r>
           </w:p>
         </w:tc>
@@ -6715,7 +6715,7 @@
                 <w:color w:val="1D2433"/>
                 <w:sz w:val="19"/>
               </w:rPr>
-              <w:t>사번 계정 하나로 그룹웨어·ERP·메일·VPN·메신저에 로그인하는 방식 (sso.hanwha-ict.example)</w:t>
+              <w:t>사번 계정 하나로 그룹웨어·ERP·메일·VPN·메신저에 로그인하는 방식 (sso.ict.example)</w:t>
             </w:r>
           </w:p>
         </w:tc>
@@ -6762,7 +6762,7 @@
                 <w:color w:val="1D2433"/>
                 <w:sz w:val="19"/>
               </w:rPr>
-              <w:t>사번과 휴대폰 인증으로 비밀번호를 직접 바꾸는 사이트 (password.hanwha-ict.example)</w:t>
+              <w:t>사번과 휴대폰 인증으로 비밀번호를 직접 바꾸는 사이트 (password.ict.example)</w:t>
             </w:r>
           </w:p>
         </w:tc>
@@ -7408,7 +7408,7 @@
         <w:color w:val="5A6270"/>
         <w:sz w:val="16"/>
       </w:rPr>
-      <w:t>© HANWHA SYSTEMS ICT · IT-STD-001 · 사내 일반</w:t>
+      <w:t>© 가상 ICT 기업 · IT-STD-001 · 사내 일반</w:t>
     </w:r>
     <w:r>
       <w:rPr>
